--- a/docs/Cancer_Image_Diagnosis_System_Manual.docx
+++ b/docs/Cancer_Image_Diagnosis_System_Manual.docx
@@ -20,17 +20,17 @@
     </w:p>
     <w:p>
       <w:pPr>
-        <w:pStyle w:val="CoverSubtitle"/>
-        <w:rPr>
-          <w:sz w:val="22"/>
-          <w:szCs w:val="22"/>
-        </w:rPr>
-      </w:pPr>
-      <w:r>
-        <w:rPr>
-          <w:sz w:val="22"/>
-          <w:szCs w:val="22"/>
-        </w:rPr>
+        <w:pStyle w:val="CoverMeta"/>
+      </w:pPr>
+      <w:r>
+        <w:t>Version 2.2 · September 2026</w:t>
+      </w:r>
+    </w:p>
+    <w:p>
+      <w:pPr>
+        <w:pStyle w:val="CoverMeta"/>
+      </w:pPr>
+      <w:r>
         <w:t>For non-commercial use</w:t>
       </w:r>
     </w:p>
@@ -52,7 +52,7 @@
       <w:pPr>
         <w:pStyle w:val="TOC1"/>
         <w:rPr>
-          <w:rFonts w:asciiTheme="minorHAnsi" w:hAnsiTheme="minorHAnsi" w:cstheme="minorBidi"/>
+          <w:rFonts w:asciiTheme="minorHAnsi" w:eastAsiaTheme="minorEastAsia" w:hAnsiTheme="minorHAnsi" w:cstheme="minorBidi"/>
           <w:b w:val="0"/>
           <w:noProof/>
           <w:color w:val="auto"/>
@@ -71,7 +71,7 @@
       <w:r>
         <w:fldChar w:fldCharType="separate"/>
       </w:r>
-      <w:hyperlink w:anchor="_Toc241618608" w:history="1">
+      <w:hyperlink w:anchor="_Toc241621305" w:history="1">
         <w:r>
           <w:rPr>
             <w:rStyle w:val="Hyperlink"/>
@@ -98,7 +98,7 @@
             <w:noProof/>
             <w:webHidden/>
           </w:rPr>
-          <w:instrText xml:space="preserve"> PAGEREF _Toc241618608 \h </w:instrText>
+          <w:instrText xml:space="preserve"> PAGEREF _Toc241621305 \h </w:instrText>
         </w:r>
         <w:r>
           <w:rPr>
@@ -133,7 +133,7 @@
       <w:pPr>
         <w:pStyle w:val="TOC2"/>
         <w:rPr>
-          <w:rFonts w:asciiTheme="minorHAnsi" w:hAnsiTheme="minorHAnsi" w:cstheme="minorBidi"/>
+          <w:rFonts w:asciiTheme="minorHAnsi" w:eastAsiaTheme="minorEastAsia" w:hAnsiTheme="minorHAnsi" w:cstheme="minorBidi"/>
           <w:noProof/>
           <w:color w:val="auto"/>
           <w:kern w:val="2"/>
@@ -142,7 +142,7 @@
           <w14:ligatures w14:val="standardContextual"/>
         </w:rPr>
       </w:pPr>
-      <w:hyperlink w:anchor="_Toc241618609" w:history="1">
+      <w:hyperlink w:anchor="_Toc241621306" w:history="1">
         <w:r>
           <w:rPr>
             <w:rStyle w:val="Hyperlink"/>
@@ -169,7 +169,7 @@
             <w:noProof/>
             <w:webHidden/>
           </w:rPr>
-          <w:instrText xml:space="preserve"> PAGEREF _Toc241618609 \h </w:instrText>
+          <w:instrText xml:space="preserve"> PAGEREF _Toc241621306 \h </w:instrText>
         </w:r>
         <w:r>
           <w:rPr>
@@ -204,7 +204,7 @@
       <w:pPr>
         <w:pStyle w:val="TOC1"/>
         <w:rPr>
-          <w:rFonts w:asciiTheme="minorHAnsi" w:hAnsiTheme="minorHAnsi" w:cstheme="minorBidi"/>
+          <w:rFonts w:asciiTheme="minorHAnsi" w:eastAsiaTheme="minorEastAsia" w:hAnsiTheme="minorHAnsi" w:cstheme="minorBidi"/>
           <w:b w:val="0"/>
           <w:noProof/>
           <w:color w:val="auto"/>
@@ -214,7 +214,7 @@
           <w14:ligatures w14:val="standardContextual"/>
         </w:rPr>
       </w:pPr>
-      <w:hyperlink w:anchor="_Toc241618610" w:history="1">
+      <w:hyperlink w:anchor="_Toc241621307" w:history="1">
         <w:r>
           <w:rPr>
             <w:rStyle w:val="Hyperlink"/>
@@ -241,7 +241,7 @@
             <w:noProof/>
             <w:webHidden/>
           </w:rPr>
-          <w:instrText xml:space="preserve"> PAGEREF _Toc241618610 \h </w:instrText>
+          <w:instrText xml:space="preserve"> PAGEREF _Toc241621307 \h </w:instrText>
         </w:r>
         <w:r>
           <w:rPr>
@@ -276,7 +276,7 @@
       <w:pPr>
         <w:pStyle w:val="TOC1"/>
         <w:rPr>
-          <w:rFonts w:asciiTheme="minorHAnsi" w:hAnsiTheme="minorHAnsi" w:cstheme="minorBidi"/>
+          <w:rFonts w:asciiTheme="minorHAnsi" w:eastAsiaTheme="minorEastAsia" w:hAnsiTheme="minorHAnsi" w:cstheme="minorBidi"/>
           <w:b w:val="0"/>
           <w:noProof/>
           <w:color w:val="auto"/>
@@ -286,7 +286,7 @@
           <w14:ligatures w14:val="standardContextual"/>
         </w:rPr>
       </w:pPr>
-      <w:hyperlink w:anchor="_Toc241618611" w:history="1">
+      <w:hyperlink w:anchor="_Toc241621308" w:history="1">
         <w:r>
           <w:rPr>
             <w:rStyle w:val="Hyperlink"/>
@@ -313,7 +313,7 @@
             <w:noProof/>
             <w:webHidden/>
           </w:rPr>
-          <w:instrText xml:space="preserve"> PAGEREF _Toc241618611 \h </w:instrText>
+          <w:instrText xml:space="preserve"> PAGEREF _Toc241621308 \h </w:instrText>
         </w:r>
         <w:r>
           <w:rPr>
@@ -348,7 +348,7 @@
       <w:pPr>
         <w:pStyle w:val="TOC1"/>
         <w:rPr>
-          <w:rFonts w:asciiTheme="minorHAnsi" w:hAnsiTheme="minorHAnsi" w:cstheme="minorBidi"/>
+          <w:rFonts w:asciiTheme="minorHAnsi" w:eastAsiaTheme="minorEastAsia" w:hAnsiTheme="minorHAnsi" w:cstheme="minorBidi"/>
           <w:b w:val="0"/>
           <w:noProof/>
           <w:color w:val="auto"/>
@@ -358,7 +358,7 @@
           <w14:ligatures w14:val="standardContextual"/>
         </w:rPr>
       </w:pPr>
-      <w:hyperlink w:anchor="_Toc241618612" w:history="1">
+      <w:hyperlink w:anchor="_Toc241621309" w:history="1">
         <w:r>
           <w:rPr>
             <w:rStyle w:val="Hyperlink"/>
@@ -385,7 +385,7 @@
             <w:noProof/>
             <w:webHidden/>
           </w:rPr>
-          <w:instrText xml:space="preserve"> PAGEREF _Toc241618612 \h </w:instrText>
+          <w:instrText xml:space="preserve"> PAGEREF _Toc241621309 \h </w:instrText>
         </w:r>
         <w:r>
           <w:rPr>
@@ -420,7 +420,7 @@
       <w:pPr>
         <w:pStyle w:val="TOC1"/>
         <w:rPr>
-          <w:rFonts w:asciiTheme="minorHAnsi" w:hAnsiTheme="minorHAnsi" w:cstheme="minorBidi"/>
+          <w:rFonts w:asciiTheme="minorHAnsi" w:eastAsiaTheme="minorEastAsia" w:hAnsiTheme="minorHAnsi" w:cstheme="minorBidi"/>
           <w:b w:val="0"/>
           <w:noProof/>
           <w:color w:val="auto"/>
@@ -430,7 +430,7 @@
           <w14:ligatures w14:val="standardContextual"/>
         </w:rPr>
       </w:pPr>
-      <w:hyperlink w:anchor="_Toc241618613" w:history="1">
+      <w:hyperlink w:anchor="_Toc241621310" w:history="1">
         <w:r>
           <w:rPr>
             <w:rStyle w:val="Hyperlink"/>
@@ -457,7 +457,7 @@
             <w:noProof/>
             <w:webHidden/>
           </w:rPr>
-          <w:instrText xml:space="preserve"> PAGEREF _Toc241618613 \h </w:instrText>
+          <w:instrText xml:space="preserve"> PAGEREF _Toc241621310 \h </w:instrText>
         </w:r>
         <w:r>
           <w:rPr>
@@ -492,7 +492,7 @@
       <w:pPr>
         <w:pStyle w:val="TOC1"/>
         <w:rPr>
-          <w:rFonts w:asciiTheme="minorHAnsi" w:hAnsiTheme="minorHAnsi" w:cstheme="minorBidi"/>
+          <w:rFonts w:asciiTheme="minorHAnsi" w:eastAsiaTheme="minorEastAsia" w:hAnsiTheme="minorHAnsi" w:cstheme="minorBidi"/>
           <w:b w:val="0"/>
           <w:noProof/>
           <w:color w:val="auto"/>
@@ -502,7 +502,7 @@
           <w14:ligatures w14:val="standardContextual"/>
         </w:rPr>
       </w:pPr>
-      <w:hyperlink w:anchor="_Toc241618614" w:history="1">
+      <w:hyperlink w:anchor="_Toc241621311" w:history="1">
         <w:r>
           <w:rPr>
             <w:rStyle w:val="Hyperlink"/>
@@ -529,7 +529,7 @@
             <w:noProof/>
             <w:webHidden/>
           </w:rPr>
-          <w:instrText xml:space="preserve"> PAGEREF _Toc241618614 \h </w:instrText>
+          <w:instrText xml:space="preserve"> PAGEREF _Toc241621311 \h </w:instrText>
         </w:r>
         <w:r>
           <w:rPr>
@@ -564,7 +564,7 @@
       <w:pPr>
         <w:pStyle w:val="TOC1"/>
         <w:rPr>
-          <w:rFonts w:asciiTheme="minorHAnsi" w:hAnsiTheme="minorHAnsi" w:cstheme="minorBidi"/>
+          <w:rFonts w:asciiTheme="minorHAnsi" w:eastAsiaTheme="minorEastAsia" w:hAnsiTheme="minorHAnsi" w:cstheme="minorBidi"/>
           <w:b w:val="0"/>
           <w:noProof/>
           <w:color w:val="auto"/>
@@ -574,7 +574,7 @@
           <w14:ligatures w14:val="standardContextual"/>
         </w:rPr>
       </w:pPr>
-      <w:hyperlink w:anchor="_Toc241618615" w:history="1">
+      <w:hyperlink w:anchor="_Toc241621312" w:history="1">
         <w:r>
           <w:rPr>
             <w:rStyle w:val="Hyperlink"/>
@@ -601,7 +601,7 @@
             <w:noProof/>
             <w:webHidden/>
           </w:rPr>
-          <w:instrText xml:space="preserve"> PAGEREF _Toc241618615 \h </w:instrText>
+          <w:instrText xml:space="preserve"> PAGEREF _Toc241621312 \h </w:instrText>
         </w:r>
         <w:r>
           <w:rPr>
@@ -636,7 +636,7 @@
       <w:pPr>
         <w:pStyle w:val="TOC2"/>
         <w:rPr>
-          <w:rFonts w:asciiTheme="minorHAnsi" w:hAnsiTheme="minorHAnsi" w:cstheme="minorBidi"/>
+          <w:rFonts w:asciiTheme="minorHAnsi" w:eastAsiaTheme="minorEastAsia" w:hAnsiTheme="minorHAnsi" w:cstheme="minorBidi"/>
           <w:noProof/>
           <w:color w:val="auto"/>
           <w:kern w:val="2"/>
@@ -645,7 +645,7 @@
           <w14:ligatures w14:val="standardContextual"/>
         </w:rPr>
       </w:pPr>
-      <w:hyperlink w:anchor="_Toc241618616" w:history="1">
+      <w:hyperlink w:anchor="_Toc241621313" w:history="1">
         <w:r>
           <w:rPr>
             <w:rStyle w:val="Hyperlink"/>
@@ -672,7 +672,7 @@
             <w:noProof/>
             <w:webHidden/>
           </w:rPr>
-          <w:instrText xml:space="preserve"> PAGEREF _Toc241618616 \h </w:instrText>
+          <w:instrText xml:space="preserve"> PAGEREF _Toc241621313 \h </w:instrText>
         </w:r>
         <w:r>
           <w:rPr>
@@ -707,7 +707,7 @@
       <w:pPr>
         <w:pStyle w:val="TOC2"/>
         <w:rPr>
-          <w:rFonts w:asciiTheme="minorHAnsi" w:hAnsiTheme="minorHAnsi" w:cstheme="minorBidi"/>
+          <w:rFonts w:asciiTheme="minorHAnsi" w:eastAsiaTheme="minorEastAsia" w:hAnsiTheme="minorHAnsi" w:cstheme="minorBidi"/>
           <w:noProof/>
           <w:color w:val="auto"/>
           <w:kern w:val="2"/>
@@ -716,7 +716,7 @@
           <w14:ligatures w14:val="standardContextual"/>
         </w:rPr>
       </w:pPr>
-      <w:hyperlink w:anchor="_Toc241618617" w:history="1">
+      <w:hyperlink w:anchor="_Toc241621314" w:history="1">
         <w:r>
           <w:rPr>
             <w:rStyle w:val="Hyperlink"/>
@@ -743,7 +743,7 @@
             <w:noProof/>
             <w:webHidden/>
           </w:rPr>
-          <w:instrText xml:space="preserve"> PAGEREF _Toc241618617 \h </w:instrText>
+          <w:instrText xml:space="preserve"> PAGEREF _Toc241621314 \h </w:instrText>
         </w:r>
         <w:r>
           <w:rPr>
@@ -778,7 +778,7 @@
       <w:pPr>
         <w:pStyle w:val="TOC2"/>
         <w:rPr>
-          <w:rFonts w:asciiTheme="minorHAnsi" w:hAnsiTheme="minorHAnsi" w:cstheme="minorBidi"/>
+          <w:rFonts w:asciiTheme="minorHAnsi" w:eastAsiaTheme="minorEastAsia" w:hAnsiTheme="minorHAnsi" w:cstheme="minorBidi"/>
           <w:noProof/>
           <w:color w:val="auto"/>
           <w:kern w:val="2"/>
@@ -787,7 +787,7 @@
           <w14:ligatures w14:val="standardContextual"/>
         </w:rPr>
       </w:pPr>
-      <w:hyperlink w:anchor="_Toc241618618" w:history="1">
+      <w:hyperlink w:anchor="_Toc241621315" w:history="1">
         <w:r>
           <w:rPr>
             <w:rStyle w:val="Hyperlink"/>
@@ -814,7 +814,7 @@
             <w:noProof/>
             <w:webHidden/>
           </w:rPr>
-          <w:instrText xml:space="preserve"> PAGEREF _Toc241618618 \h </w:instrText>
+          <w:instrText xml:space="preserve"> PAGEREF _Toc241621315 \h </w:instrText>
         </w:r>
         <w:r>
           <w:rPr>
@@ -849,7 +849,7 @@
       <w:pPr>
         <w:pStyle w:val="TOC1"/>
         <w:rPr>
-          <w:rFonts w:asciiTheme="minorHAnsi" w:hAnsiTheme="minorHAnsi" w:cstheme="minorBidi"/>
+          <w:rFonts w:asciiTheme="minorHAnsi" w:eastAsiaTheme="minorEastAsia" w:hAnsiTheme="minorHAnsi" w:cstheme="minorBidi"/>
           <w:b w:val="0"/>
           <w:noProof/>
           <w:color w:val="auto"/>
@@ -859,7 +859,7 @@
           <w14:ligatures w14:val="standardContextual"/>
         </w:rPr>
       </w:pPr>
-      <w:hyperlink w:anchor="_Toc241618619" w:history="1">
+      <w:hyperlink w:anchor="_Toc241621316" w:history="1">
         <w:r>
           <w:rPr>
             <w:rStyle w:val="Hyperlink"/>
@@ -886,7 +886,7 @@
             <w:noProof/>
             <w:webHidden/>
           </w:rPr>
-          <w:instrText xml:space="preserve"> PAGEREF _Toc241618619 \h </w:instrText>
+          <w:instrText xml:space="preserve"> PAGEREF _Toc241621316 \h </w:instrText>
         </w:r>
         <w:r>
           <w:rPr>
@@ -921,7 +921,7 @@
       <w:pPr>
         <w:pStyle w:val="TOC1"/>
         <w:rPr>
-          <w:rFonts w:asciiTheme="minorHAnsi" w:hAnsiTheme="minorHAnsi" w:cstheme="minorBidi"/>
+          <w:rFonts w:asciiTheme="minorHAnsi" w:eastAsiaTheme="minorEastAsia" w:hAnsiTheme="minorHAnsi" w:cstheme="minorBidi"/>
           <w:b w:val="0"/>
           <w:noProof/>
           <w:color w:val="auto"/>
@@ -931,7 +931,7 @@
           <w14:ligatures w14:val="standardContextual"/>
         </w:rPr>
       </w:pPr>
-      <w:hyperlink w:anchor="_Toc241618620" w:history="1">
+      <w:hyperlink w:anchor="_Toc241621317" w:history="1">
         <w:r>
           <w:rPr>
             <w:rStyle w:val="Hyperlink"/>
@@ -958,7 +958,7 @@
             <w:noProof/>
             <w:webHidden/>
           </w:rPr>
-          <w:instrText xml:space="preserve"> PAGEREF _Toc241618620 \h </w:instrText>
+          <w:instrText xml:space="preserve"> PAGEREF _Toc241621317 \h </w:instrText>
         </w:r>
         <w:r>
           <w:rPr>
@@ -1006,7 +1006,7 @@
       <w:pPr>
         <w:pStyle w:val="Heading1"/>
       </w:pPr>
-      <w:bookmarkStart w:id="0" w:name="_Toc241618608"/>
+      <w:bookmarkStart w:id="0" w:name="_Toc241621305"/>
       <w:r>
         <w:lastRenderedPageBreak/>
         <w:t>1 Overview</w:t>
@@ -1015,15 +1015,7 @@
     </w:p>
     <w:p>
       <w:r>
-        <w:t xml:space="preserve">Describe a </w:t>
-      </w:r>
-      <w:proofErr w:type="gramStart"/>
-      <w:r>
-        <w:t>cancer type</w:t>
-      </w:r>
-      <w:proofErr w:type="gramEnd"/>
-      <w:r>
-        <w:t xml:space="preserve"> in any language. The system picks a public dataset and the best deep-learning models, trains a voting ensemble, and serves it to phone and computer browsers, either on a server or on an offline local network.</w:t>
+        <w:t>Describe a cancer type in any language. The system picks a public dataset and the best deep-learning models, trains a voting ensemble, and serves it to phone and computer browsers, either on a server or on an offline local network.</w:t>
       </w:r>
     </w:p>
     <w:p>
@@ -1036,7 +1028,7 @@
           <w:noProof/>
         </w:rPr>
         <w:drawing>
-          <wp:inline distT="0" distB="0" distL="0" distR="0" wp14:anchorId="5D1354F1" wp14:editId="49AE93E4">
+          <wp:inline distT="0" distB="0" distL="0" distR="0" wp14:anchorId="569DDA5D" wp14:editId="00CF0E96">
             <wp:extent cx="5759450" cy="3801237"/>
             <wp:effectExtent l="0" t="0" r="0" b="0"/>
             <wp:docPr id="1" name="Picture 1"/>
@@ -1095,22 +1087,14 @@
         <w:t>non-commercial use</w:t>
       </w:r>
       <w:r>
-        <w:t xml:space="preserve"> under the </w:t>
-      </w:r>
-      <w:proofErr w:type="spellStart"/>
-      <w:r>
-        <w:t>PolyForm</w:t>
-      </w:r>
-      <w:proofErr w:type="spellEnd"/>
-      <w:r>
-        <w:t xml:space="preserve"> Noncommercial License 1.0.0.</w:t>
+        <w:t xml:space="preserve"> under the PolyForm Noncommercial License 1.0.0.</w:t>
       </w:r>
     </w:p>
     <w:p>
       <w:pPr>
         <w:pStyle w:val="Heading2"/>
       </w:pPr>
-      <w:bookmarkStart w:id="1" w:name="_Toc241618609"/>
+      <w:bookmarkStart w:id="1" w:name="_Toc241621306"/>
       <w:r>
         <w:t>1.1 Features</w:t>
       </w:r>
@@ -1132,15 +1116,7 @@
         <w:t>Any-language prompt</w:t>
       </w:r>
       <w:r>
-        <w:t xml:space="preserve">: a local language model maps the request to a supported cancer </w:t>
-      </w:r>
-      <w:proofErr w:type="gramStart"/>
-      <w:r>
-        <w:t>type, or</w:t>
-      </w:r>
-      <w:proofErr w:type="gramEnd"/>
-      <w:r>
-        <w:t xml:space="preserve"> rejects it.</w:t>
+        <w:t>: a local language model maps the request to a supported cancer type, or rejects it.</w:t>
       </w:r>
     </w:p>
     <w:p>
@@ -1242,7 +1218,7 @@
       <w:pPr>
         <w:pStyle w:val="Heading1"/>
       </w:pPr>
-      <w:bookmarkStart w:id="2" w:name="_Toc241618610"/>
+      <w:bookmarkStart w:id="2" w:name="_Toc241621307"/>
       <w:r>
         <w:lastRenderedPageBreak/>
         <w:t>2 Scenario 1: Train a model</w:t>
@@ -1271,7 +1247,7 @@
           <w:noProof/>
         </w:rPr>
         <w:drawing>
-          <wp:inline distT="0" distB="0" distL="0" distR="0" wp14:anchorId="496C72B6" wp14:editId="607984A2">
+          <wp:inline distT="0" distB="0" distL="0" distR="0" wp14:anchorId="226F3A14" wp14:editId="2013E3D7">
             <wp:extent cx="5759450" cy="2375773"/>
             <wp:effectExtent l="0" t="0" r="0" b="0"/>
             <wp:docPr id="2" name="Picture 2"/>
@@ -1333,7 +1309,7 @@
           <w:bottom w:w="60" w:type="dxa"/>
           <w:right w:w="100" w:type="dxa"/>
         </w:tblCellMar>
-        <w:tblLook w:val="04A0" w:firstRow="1" w:lastRow="0" w:firstColumn="1" w:lastColumn="0" w:noHBand="0" w:noVBand="1"/>
+        <w:tblLook w:val="0000" w:firstRow="0" w:lastRow="0" w:firstColumn="0" w:lastColumn="0" w:noHBand="0" w:noVBand="0"/>
       </w:tblPr>
       <w:tblGrid>
         <w:gridCol w:w="1633"/>
@@ -1406,13 +1382,8 @@
             <w:pPr>
               <w:pStyle w:val="TableText"/>
             </w:pPr>
-            <w:proofErr w:type="gramStart"/>
-            <w:r>
-              <w:t>a local language</w:t>
-            </w:r>
-            <w:proofErr w:type="gramEnd"/>
-            <w:r>
-              <w:t xml:space="preserve"> model (Qwen3-4B) reads the prompt; if it cannot load, the prompt is translated and matched by keywords; unsupported types are rejected</w:t>
+            <w:r>
+              <w:t>a local language model (Qwen3-4B) reads the prompt; if it cannot load, the prompt is translated and matched by keywords; unsupported types are rejected</w:t>
             </w:r>
           </w:p>
         </w:tc>
@@ -1476,31 +1447,7 @@
               <w:pStyle w:val="TableText"/>
             </w:pPr>
             <w:r>
-              <w:t xml:space="preserve">37 core models (incl. DINOv2/v3, </w:t>
-            </w:r>
-            <w:proofErr w:type="spellStart"/>
-            <w:r>
-              <w:t>SigLIP</w:t>
-            </w:r>
-            <w:proofErr w:type="spellEnd"/>
-            <w:r>
-              <w:t xml:space="preserve"> 2, </w:t>
-            </w:r>
-            <w:proofErr w:type="spellStart"/>
-            <w:r>
-              <w:t>ConvNeXt</w:t>
-            </w:r>
-            <w:proofErr w:type="spellEnd"/>
-            <w:r>
-              <w:t xml:space="preserve"> V2, </w:t>
-            </w:r>
-            <w:proofErr w:type="spellStart"/>
-            <w:r>
-              <w:t>MedSigLIP</w:t>
-            </w:r>
-            <w:proofErr w:type="spellEnd"/>
-            <w:r>
-              <w:t>) plus optional newest models; each trained briefly</w:t>
+              <w:t>37 core models (incl. DINOv2/v3, SigLIP 2, ConvNeXt V2, MedSigLIP) plus optional newest models; each trained briefly</w:t>
             </w:r>
           </w:p>
         </w:tc>
@@ -1597,23 +1544,7 @@
               <w:pStyle w:val="TableText"/>
             </w:pPr>
             <w:r>
-              <w:t xml:space="preserve">ONNX (current </w:t>
-            </w:r>
-            <w:proofErr w:type="spellStart"/>
-            <w:r>
-              <w:t>PyTorch</w:t>
-            </w:r>
-            <w:proofErr w:type="spellEnd"/>
-            <w:r>
-              <w:t xml:space="preserve"> exporter), verified against </w:t>
-            </w:r>
-            <w:proofErr w:type="spellStart"/>
-            <w:r>
-              <w:t>PyTorch</w:t>
-            </w:r>
-            <w:proofErr w:type="spellEnd"/>
-            <w:r>
-              <w:t xml:space="preserve">; INT8 kept only where faster → </w:t>
+              <w:t xml:space="preserve">ONNX (current PyTorch exporter), verified against PyTorch; INT8 kept only where faster → </w:t>
             </w:r>
             <w:r>
               <w:rPr>
@@ -1641,191 +1572,40 @@
           <w:color w:val="0F5132"/>
           <w:sz w:val="19"/>
         </w:rPr>
-        <w:t>run_train.sh "</w:t>
-      </w:r>
-      <w:proofErr w:type="spellStart"/>
+        <w:t>run_train.sh "Quiero reconocer el cáncer de piel"</w:t>
+      </w:r>
+      <w:r>
+        <w:t xml:space="preserve"> · </w:t>
+      </w:r>
       <w:r>
         <w:rPr>
           <w:rFonts w:ascii="Consolas" w:hAnsi="Consolas" w:cs="Consolas"/>
           <w:color w:val="0F5132"/>
           <w:sz w:val="19"/>
         </w:rPr>
-        <w:t>Quiero</w:t>
-      </w:r>
-      <w:proofErr w:type="spellEnd"/>
+        <w:t>--pool latest</w:t>
+      </w:r>
+      <w:r>
+        <w:t xml:space="preserve"> · </w:t>
+      </w:r>
       <w:r>
         <w:rPr>
           <w:rFonts w:ascii="Consolas" w:hAnsi="Consolas" w:cs="Consolas"/>
           <w:color w:val="0F5132"/>
           <w:sz w:val="19"/>
         </w:rPr>
-        <w:t xml:space="preserve"> </w:t>
-      </w:r>
-      <w:proofErr w:type="spellStart"/>
+        <w:t>--add_model hf:facebook/dinov2-base</w:t>
+      </w:r>
+      <w:r>
+        <w:t xml:space="preserve"> · </w:t>
+      </w:r>
       <w:r>
         <w:rPr>
           <w:rFonts w:ascii="Consolas" w:hAnsi="Consolas" w:cs="Consolas"/>
           <w:color w:val="0F5132"/>
           <w:sz w:val="19"/>
         </w:rPr>
-        <w:t>reconocer</w:t>
-      </w:r>
-      <w:proofErr w:type="spellEnd"/>
-      <w:r>
-        <w:rPr>
-          <w:rFonts w:ascii="Consolas" w:hAnsi="Consolas" w:cs="Consolas"/>
-          <w:color w:val="0F5132"/>
-          <w:sz w:val="19"/>
-        </w:rPr>
-        <w:t xml:space="preserve"> el </w:t>
-      </w:r>
-      <w:proofErr w:type="spellStart"/>
-      <w:r>
-        <w:rPr>
-          <w:rFonts w:ascii="Consolas" w:hAnsi="Consolas" w:cs="Consolas"/>
-          <w:color w:val="0F5132"/>
-          <w:sz w:val="19"/>
-        </w:rPr>
-        <w:t>cáncer</w:t>
-      </w:r>
-      <w:proofErr w:type="spellEnd"/>
-      <w:r>
-        <w:rPr>
-          <w:rFonts w:ascii="Consolas" w:hAnsi="Consolas" w:cs="Consolas"/>
-          <w:color w:val="0F5132"/>
-          <w:sz w:val="19"/>
-        </w:rPr>
-        <w:t xml:space="preserve"> de </w:t>
-      </w:r>
-      <w:proofErr w:type="spellStart"/>
-      <w:proofErr w:type="gramStart"/>
-      <w:r>
-        <w:rPr>
-          <w:rFonts w:ascii="Consolas" w:hAnsi="Consolas" w:cs="Consolas"/>
-          <w:color w:val="0F5132"/>
-          <w:sz w:val="19"/>
-        </w:rPr>
-        <w:t>piel</w:t>
-      </w:r>
-      <w:proofErr w:type="spellEnd"/>
-      <w:r>
-        <w:rPr>
-          <w:rFonts w:ascii="Consolas" w:hAnsi="Consolas" w:cs="Consolas"/>
-          <w:color w:val="0F5132"/>
-          <w:sz w:val="19"/>
-        </w:rPr>
-        <w:t>"</w:t>
-      </w:r>
-      <w:r>
-        <w:t xml:space="preserve"> ·</w:t>
-      </w:r>
-      <w:proofErr w:type="gramEnd"/>
-      <w:r>
-        <w:t xml:space="preserve"> </w:t>
-      </w:r>
-      <w:r>
-        <w:rPr>
-          <w:rFonts w:ascii="Consolas" w:hAnsi="Consolas" w:cs="Consolas"/>
-          <w:color w:val="0F5132"/>
-          <w:sz w:val="19"/>
-        </w:rPr>
-        <w:t xml:space="preserve">--pool </w:t>
-      </w:r>
-      <w:proofErr w:type="gramStart"/>
-      <w:r>
-        <w:rPr>
-          <w:rFonts w:ascii="Consolas" w:hAnsi="Consolas" w:cs="Consolas"/>
-          <w:color w:val="0F5132"/>
-          <w:sz w:val="19"/>
-        </w:rPr>
-        <w:t>latest</w:t>
-      </w:r>
-      <w:r>
-        <w:t xml:space="preserve"> · </w:t>
-      </w:r>
-      <w:r>
-        <w:rPr>
-          <w:rFonts w:ascii="Consolas" w:hAnsi="Consolas" w:cs="Consolas"/>
-          <w:color w:val="0F5132"/>
-          <w:sz w:val="19"/>
-        </w:rPr>
-        <w:t>-</w:t>
-      </w:r>
-      <w:proofErr w:type="gramEnd"/>
-      <w:r>
-        <w:rPr>
-          <w:rFonts w:ascii="Consolas" w:hAnsi="Consolas" w:cs="Consolas"/>
-          <w:color w:val="0F5132"/>
-          <w:sz w:val="19"/>
-        </w:rPr>
-        <w:t>-</w:t>
-      </w:r>
-      <w:proofErr w:type="spellStart"/>
-      <w:r>
-        <w:rPr>
-          <w:rFonts w:ascii="Consolas" w:hAnsi="Consolas" w:cs="Consolas"/>
-          <w:color w:val="0F5132"/>
-          <w:sz w:val="19"/>
-        </w:rPr>
-        <w:t>add_model</w:t>
-      </w:r>
-      <w:proofErr w:type="spellEnd"/>
-      <w:r>
-        <w:rPr>
-          <w:rFonts w:ascii="Consolas" w:hAnsi="Consolas" w:cs="Consolas"/>
-          <w:color w:val="0F5132"/>
-          <w:sz w:val="19"/>
-        </w:rPr>
-        <w:t xml:space="preserve"> </w:t>
-      </w:r>
-      <w:proofErr w:type="spellStart"/>
-      <w:proofErr w:type="gramStart"/>
-      <w:r>
-        <w:rPr>
-          <w:rFonts w:ascii="Consolas" w:hAnsi="Consolas" w:cs="Consolas"/>
-          <w:color w:val="0F5132"/>
-          <w:sz w:val="19"/>
-        </w:rPr>
-        <w:t>hf:facebook</w:t>
-      </w:r>
-      <w:proofErr w:type="spellEnd"/>
-      <w:proofErr w:type="gramEnd"/>
-      <w:r>
-        <w:rPr>
-          <w:rFonts w:ascii="Consolas" w:hAnsi="Consolas" w:cs="Consolas"/>
-          <w:color w:val="0F5132"/>
-          <w:sz w:val="19"/>
-        </w:rPr>
-        <w:t>/dinov2-</w:t>
-      </w:r>
-      <w:proofErr w:type="gramStart"/>
-      <w:r>
-        <w:rPr>
-          <w:rFonts w:ascii="Consolas" w:hAnsi="Consolas" w:cs="Consolas"/>
-          <w:color w:val="0F5132"/>
-          <w:sz w:val="19"/>
-        </w:rPr>
-        <w:t>base</w:t>
-      </w:r>
-      <w:r>
-        <w:t xml:space="preserve"> · </w:t>
-      </w:r>
-      <w:r>
-        <w:rPr>
-          <w:rFonts w:ascii="Consolas" w:hAnsi="Consolas" w:cs="Consolas"/>
-          <w:color w:val="0F5132"/>
-          <w:sz w:val="19"/>
-        </w:rPr>
-        <w:t>-</w:t>
-      </w:r>
-      <w:proofErr w:type="gramEnd"/>
-      <w:r>
-        <w:rPr>
-          <w:rFonts w:ascii="Consolas" w:hAnsi="Consolas" w:cs="Consolas"/>
-          <w:color w:val="0F5132"/>
-          <w:sz w:val="19"/>
-        </w:rPr>
-        <w:t>-task lung --epochs 5</w:t>
+        <w:t>--task lung --epochs 5</w:t>
       </w:r>
       <w:r>
         <w:t>. Re-running the same command resumes an interrupted run.</w:t>
@@ -1835,7 +1615,7 @@
       <w:pPr>
         <w:pStyle w:val="Heading1"/>
       </w:pPr>
-      <w:bookmarkStart w:id="3" w:name="_Toc241618611"/>
+      <w:bookmarkStart w:id="3" w:name="_Toc241621308"/>
       <w:r>
         <w:t>3 Scenario 2: Serve on a server (Docker)</w:t>
       </w:r>
@@ -1862,9 +1642,8 @@
         <w:rPr>
           <w:noProof/>
         </w:rPr>
-        <w:lastRenderedPageBreak/>
         <w:drawing>
-          <wp:inline distT="0" distB="0" distL="0" distR="0" wp14:anchorId="30E236DC" wp14:editId="715F60FF">
+          <wp:inline distT="0" distB="0" distL="0" distR="0" wp14:anchorId="36187487" wp14:editId="633B30D3">
             <wp:extent cx="5759450" cy="1223883"/>
             <wp:effectExtent l="0" t="0" r="0" b="0"/>
             <wp:docPr id="3" name="Picture 3"/>
@@ -1912,42 +1691,16 @@
       <w:pPr>
         <w:pStyle w:val="Code"/>
       </w:pPr>
-      <w:proofErr w:type="gramStart"/>
-      <w:r>
-        <w:t>cp .</w:t>
-      </w:r>
-      <w:proofErr w:type="spellStart"/>
-      <w:r>
-        <w:t>env</w:t>
-      </w:r>
-      <w:proofErr w:type="gramEnd"/>
-      <w:r>
-        <w:t>.</w:t>
-      </w:r>
-      <w:proofErr w:type="gramStart"/>
-      <w:r>
-        <w:t>example</w:t>
-      </w:r>
-      <w:proofErr w:type="spellEnd"/>
-      <w:r>
-        <w:t xml:space="preserve"> .env</w:t>
-      </w:r>
-      <w:proofErr w:type="gramEnd"/>
-      <w:r>
-        <w:t xml:space="preserve">                 # set ACCESS_TOKEN</w:t>
+      <w:r>
+        <w:t>cp .env.example .env                 # set ACCESS_TOKEN</w:t>
       </w:r>
     </w:p>
     <w:p>
       <w:pPr>
         <w:pStyle w:val="Code"/>
       </w:pPr>
-      <w:proofErr w:type="spellStart"/>
-      <w:r>
-        <w:t>mkdir</w:t>
-      </w:r>
-      <w:proofErr w:type="spellEnd"/>
-      <w:r>
-        <w:t xml:space="preserve"> -p models                      # copy *_package.zip here</w:t>
+      <w:r>
+        <w:t>mkdir -p models                      # copy *_package.zip here</w:t>
       </w:r>
     </w:p>
     <w:p>
@@ -2002,7 +1755,7 @@
       <w:pPr>
         <w:pStyle w:val="Heading1"/>
       </w:pPr>
-      <w:bookmarkStart w:id="4" w:name="_Toc241618612"/>
+      <w:bookmarkStart w:id="4" w:name="_Toc241621309"/>
       <w:r>
         <w:t>4 Scenario 3: Offline local network (no internet)</w:t>
       </w:r>
@@ -2030,7 +1783,7 @@
           <w:noProof/>
         </w:rPr>
         <w:drawing>
-          <wp:inline distT="0" distB="0" distL="0" distR="0" wp14:anchorId="731916FC" wp14:editId="2493C798">
+          <wp:inline distT="0" distB="0" distL="0" distR="0" wp14:anchorId="70CD05A3" wp14:editId="045E2924">
             <wp:extent cx="5759450" cy="2591752"/>
             <wp:effectExtent l="0" t="0" r="0" b="0"/>
             <wp:docPr id="4" name="Picture 4"/>
@@ -2087,6 +1840,36 @@
           <w:b/>
           <w:bCs/>
         </w:rPr>
+        <w:t>Get the files</w:t>
+      </w:r>
+      <w:r>
+        <w:t xml:space="preserve">: download </w:t>
+      </w:r>
+      <w:r>
+        <w:rPr>
+          <w:rFonts w:ascii="Consolas" w:hAnsi="Consolas" w:cs="Consolas"/>
+          <w:color w:val="0F5132"/>
+          <w:sz w:val="19"/>
+        </w:rPr>
+        <w:t>CancerDiagnosis_lan.zip</w:t>
+      </w:r>
+      <w:r>
+        <w:t xml:space="preserve"> from the GitHub Releases page (web app included), or clone the repository and install Node.js 24 once; the setup script then builds the web app.</w:t>
+      </w:r>
+    </w:p>
+    <w:p>
+      <w:pPr>
+        <w:pStyle w:val="ListParagraph"/>
+        <w:numPr>
+          <w:ilvl w:val="0"/>
+          <w:numId w:val="2"/>
+        </w:numPr>
+      </w:pPr>
+      <w:r>
+        <w:rPr>
+          <w:b/>
+          <w:bCs/>
+        </w:rPr>
         <w:t>Never-online computer</w:t>
       </w:r>
       <w:r>
@@ -2109,18 +1892,8 @@
           <w:color w:val="0F5132"/>
           <w:sz w:val="19"/>
         </w:rPr>
-        <w:t>prepare_offline.ps1 -</w:t>
-      </w:r>
-      <w:proofErr w:type="spellStart"/>
-      <w:r>
-        <w:rPr>
-          <w:rFonts w:ascii="Consolas" w:hAnsi="Consolas" w:cs="Consolas"/>
-          <w:color w:val="0F5132"/>
-          <w:sz w:val="19"/>
-        </w:rPr>
-        <w:t>FromWheelhouse</w:t>
-      </w:r>
-      <w:proofErr w:type="spellEnd"/>
+        <w:t>prepare_offline.ps1 -FromWheelhouse</w:t>
+      </w:r>
       <w:r>
         <w:t xml:space="preserve">. macOS / Linux: </w:t>
       </w:r>
@@ -2201,7 +1974,6 @@
           <w:b/>
           <w:bCs/>
         </w:rPr>
-        <w:lastRenderedPageBreak/>
         <w:t>GPU</w:t>
       </w:r>
       <w:r>
@@ -2213,28 +1985,10 @@
           <w:color w:val="0F5132"/>
           <w:sz w:val="19"/>
         </w:rPr>
-        <w:t>prepare_offline.ps1 -</w:t>
-      </w:r>
-      <w:proofErr w:type="spellStart"/>
-      <w:r>
-        <w:rPr>
-          <w:rFonts w:ascii="Consolas" w:hAnsi="Consolas" w:cs="Consolas"/>
-          <w:color w:val="0F5132"/>
-          <w:sz w:val="19"/>
-        </w:rPr>
-        <w:t>Gpu</w:t>
-      </w:r>
-      <w:proofErr w:type="spellEnd"/>
-      <w:r>
-        <w:t xml:space="preserve"> uses </w:t>
-      </w:r>
-      <w:proofErr w:type="spellStart"/>
-      <w:r>
-        <w:t>DirectML</w:t>
-      </w:r>
-      <w:proofErr w:type="spellEnd"/>
-      <w:r>
-        <w:t xml:space="preserve"> (any DirectX 12 GPU); NVIDIA CUDA is picked up automatically.</w:t>
+        <w:t>prepare_offline.ps1 -Gpu</w:t>
+      </w:r>
+      <w:r>
+        <w:t xml:space="preserve"> uses DirectML (any DirectX 12 GPU); NVIDIA CUDA is picked up automatically.</w:t>
       </w:r>
     </w:p>
     <w:p>
@@ -2260,7 +2014,7 @@
       <w:pPr>
         <w:pStyle w:val="Heading1"/>
       </w:pPr>
-      <w:bookmarkStart w:id="5" w:name="_Toc241618613"/>
+      <w:bookmarkStart w:id="5" w:name="_Toc241621310"/>
       <w:r>
         <w:t>5 Scenario 4: Diagnose with a phone or computer</w:t>
       </w:r>
@@ -2276,7 +2030,7 @@
           <w:noProof/>
         </w:rPr>
         <w:drawing>
-          <wp:inline distT="0" distB="0" distL="0" distR="0" wp14:anchorId="545CEA69" wp14:editId="0B998FF8">
+          <wp:inline distT="0" distB="0" distL="0" distR="0" wp14:anchorId="2B5D0559" wp14:editId="2AA2F4CF">
             <wp:extent cx="4492371" cy="3893388"/>
             <wp:effectExtent l="0" t="0" r="0" b="0"/>
             <wp:docPr id="5" name="Picture 5"/>
@@ -2334,21 +2088,12 @@
       <w:r>
         <w:t xml:space="preserve"> or </w:t>
       </w:r>
-      <w:proofErr w:type="gramStart"/>
       <w:r>
         <w:rPr>
           <w:b/>
           <w:bCs/>
         </w:rPr>
-        <w:t>Choose</w:t>
-      </w:r>
-      <w:proofErr w:type="gramEnd"/>
-      <w:r>
-        <w:rPr>
-          <w:b/>
-          <w:bCs/>
-        </w:rPr>
-        <w:t xml:space="preserve"> from library</w:t>
+        <w:t>Choose from library</w:t>
       </w:r>
       <w:r>
         <w:t>. The result appears below the photo, with no numbers.</w:t>
@@ -2372,7 +2117,7 @@
           <w:bottom w:w="60" w:type="dxa"/>
           <w:right w:w="100" w:type="dxa"/>
         </w:tblCellMar>
-        <w:tblLook w:val="04A0" w:firstRow="1" w:lastRow="0" w:firstColumn="1" w:lastColumn="0" w:noHBand="0" w:noVBand="1"/>
+        <w:tblLook w:val="0000" w:firstRow="0" w:lastRow="0" w:firstColumn="0" w:lastColumn="0" w:noHBand="0" w:noVBand="0"/>
       </w:tblPr>
       <w:tblGrid>
         <w:gridCol w:w="1451"/>
@@ -2392,7 +2137,6 @@
             <w:pPr>
               <w:pStyle w:val="TableText"/>
             </w:pPr>
-            <w:proofErr w:type="spellStart"/>
             <w:r>
               <w:rPr>
                 <w:b/>
@@ -2400,7 +2144,6 @@
               </w:rPr>
               <w:t>Colour</w:t>
             </w:r>
-            <w:proofErr w:type="spellEnd"/>
           </w:p>
         </w:tc>
         <w:tc>
@@ -2525,32 +2268,15 @@
     </w:p>
     <w:p>
       <w:r>
-        <w:t xml:space="preserve">Tips: good light, in focus, </w:t>
-      </w:r>
-      <w:proofErr w:type="gramStart"/>
-      <w:r>
-        <w:t>lesion</w:t>
-      </w:r>
-      <w:proofErr w:type="gramEnd"/>
-      <w:r>
-        <w:t xml:space="preserve"> in the </w:t>
-      </w:r>
-      <w:proofErr w:type="spellStart"/>
-      <w:r>
-        <w:t>centre</w:t>
-      </w:r>
-      <w:proofErr w:type="spellEnd"/>
-      <w:r>
-        <w:t>. For skin photos choose Skin cancer (smartphone photo). Upload original ultrasound / histology / MRI images, not photos of a screen.</w:t>
+        <w:t>Tips: good light, in focus, lesion in the centre. For skin photos choose Skin cancer (smartphone photo). Upload original ultrasound / histology / MRI images, not photos of a screen.</w:t>
       </w:r>
     </w:p>
     <w:p>
       <w:pPr>
         <w:pStyle w:val="Heading1"/>
       </w:pPr>
-      <w:bookmarkStart w:id="6" w:name="_Toc241618614"/>
-      <w:r>
-        <w:lastRenderedPageBreak/>
+      <w:bookmarkStart w:id="6" w:name="_Toc241621311"/>
+      <w:r>
         <w:t>6 Project structure and files per computer</w:t>
       </w:r>
       <w:bookmarkEnd w:id="6"/>
@@ -2576,15 +2302,7 @@
         <w:pStyle w:val="Code"/>
       </w:pPr>
       <w:r>
-        <w:t xml:space="preserve">server/     </w:t>
-      </w:r>
-      <w:proofErr w:type="spellStart"/>
-      <w:r>
-        <w:t>FastAPI</w:t>
-      </w:r>
-      <w:proofErr w:type="spellEnd"/>
-      <w:r>
-        <w:t xml:space="preserve"> + ONNX Runtime service; lan.py (offline mode); benchmark.py</w:t>
+        <w:t>server/     FastAPI + ONNX Runtime service; lan.py (offline mode); benchmark.py</w:t>
       </w:r>
     </w:p>
     <w:p>
@@ -2615,32 +2333,9 @@
       <w:pPr>
         <w:pStyle w:val="Code"/>
       </w:pPr>
-      <w:proofErr w:type="spellStart"/>
-      <w:r>
-        <w:t>Dockerfile</w:t>
-      </w:r>
-      <w:proofErr w:type="spellEnd"/>
-      <w:r>
-        <w:t>, docker-</w:t>
-      </w:r>
-      <w:proofErr w:type="spellStart"/>
-      <w:r>
-        <w:t>compose.yml</w:t>
-      </w:r>
-      <w:proofErr w:type="spellEnd"/>
-      <w:proofErr w:type="gramStart"/>
-      <w:r>
-        <w:t>, .</w:t>
-      </w:r>
-      <w:proofErr w:type="spellStart"/>
-      <w:r>
-        <w:t>env</w:t>
-      </w:r>
-      <w:proofErr w:type="gramEnd"/>
-      <w:r>
-        <w:t>.example</w:t>
-      </w:r>
-      <w:proofErr w:type="spellEnd"/>
+      <w:r>
+        <w:t>Dockerfile, docker-compose.yml, .env.example</w:t>
+      </w:r>
     </w:p>
     <w:p>
       <w:pPr>
@@ -2657,7 +2352,7 @@
           <w:noProof/>
         </w:rPr>
         <w:drawing>
-          <wp:inline distT="0" distB="0" distL="0" distR="0" wp14:anchorId="1D34DE0F" wp14:editId="1037AB6F">
+          <wp:inline distT="0" distB="0" distL="0" distR="0" wp14:anchorId="48967BFF" wp14:editId="501FB476">
             <wp:extent cx="5759450" cy="1281477"/>
             <wp:effectExtent l="0" t="0" r="0" b="0"/>
             <wp:docPr id="6" name="Picture 6"/>
@@ -2698,22 +2393,14 @@
         <w:pStyle w:val="Caption"/>
       </w:pPr>
       <w:r>
-        <w:t xml:space="preserve">Figure 6 What goes </w:t>
-      </w:r>
-      <w:proofErr w:type="gramStart"/>
-      <w:r>
-        <w:t>on</w:t>
-      </w:r>
-      <w:proofErr w:type="gramEnd"/>
-      <w:r>
-        <w:t xml:space="preserve"> which computer</w:t>
+        <w:t>Figure 6 What goes on which computer</w:t>
       </w:r>
     </w:p>
     <w:p>
       <w:pPr>
         <w:pStyle w:val="Heading1"/>
       </w:pPr>
-      <w:bookmarkStart w:id="7" w:name="_Toc241618615"/>
+      <w:bookmarkStart w:id="7" w:name="_Toc241621312"/>
       <w:r>
         <w:t>7 Reference</w:t>
       </w:r>
@@ -2723,7 +2410,7 @@
       <w:pPr>
         <w:pStyle w:val="Heading2"/>
       </w:pPr>
-      <w:bookmarkStart w:id="8" w:name="_Toc241618616"/>
+      <w:bookmarkStart w:id="8" w:name="_Toc241621313"/>
       <w:r>
         <w:t>7.1 Supported cancer types</w:t>
       </w:r>
@@ -2747,7 +2434,7 @@
           <w:bottom w:w="60" w:type="dxa"/>
           <w:right w:w="100" w:type="dxa"/>
         </w:tblCellMar>
-        <w:tblLook w:val="04A0" w:firstRow="1" w:lastRow="0" w:firstColumn="1" w:lastColumn="0" w:noHBand="0" w:noVBand="1"/>
+        <w:tblLook w:val="0000" w:firstRow="0" w:lastRow="0" w:firstColumn="0" w:lastColumn="0" w:noHBand="0" w:noVBand="0"/>
       </w:tblPr>
       <w:tblGrid>
         <w:gridCol w:w="2721"/>
@@ -2791,23 +2478,7 @@
                 <w:b/>
                 <w:color w:val="FFFFFF"/>
               </w:rPr>
-              <w:t>Dataset (</w:t>
-            </w:r>
-            <w:proofErr w:type="spellStart"/>
-            <w:r>
-              <w:rPr>
-                <w:b/>
-                <w:color w:val="FFFFFF"/>
-              </w:rPr>
-              <w:t>licence</w:t>
-            </w:r>
-            <w:proofErr w:type="spellEnd"/>
-            <w:r>
-              <w:rPr>
-                <w:b/>
-                <w:color w:val="FFFFFF"/>
-              </w:rPr>
-              <w:t>)</w:t>
+              <w:t>Dataset (licence)</w:t>
             </w:r>
           </w:p>
         </w:tc>
@@ -2842,7 +2513,6 @@
             <w:pPr>
               <w:pStyle w:val="TableText"/>
             </w:pPr>
-            <w:proofErr w:type="spellStart"/>
             <w:r>
               <w:rPr>
                 <w:rFonts w:ascii="Consolas" w:hAnsi="Consolas" w:cs="Consolas"/>
@@ -2850,7 +2520,6 @@
               </w:rPr>
               <w:t>skin_phone</w:t>
             </w:r>
-            <w:proofErr w:type="spellEnd"/>
             <w:r>
               <w:t xml:space="preserve"> (default for skin)</w:t>
             </w:r>
@@ -2904,15 +2573,7 @@
               <w:t>skin</w:t>
             </w:r>
             <w:r>
-              <w:t xml:space="preserve"> (prompt mentions </w:t>
-            </w:r>
-            <w:proofErr w:type="spellStart"/>
-            <w:r>
-              <w:t>dermoscopy</w:t>
-            </w:r>
-            <w:proofErr w:type="spellEnd"/>
-            <w:r>
-              <w:t>)</w:t>
+              <w:t xml:space="preserve"> (prompt mentions dermoscopy)</w:t>
             </w:r>
           </w:p>
         </w:tc>
@@ -2939,11 +2600,9 @@
             <w:pPr>
               <w:pStyle w:val="TableText"/>
             </w:pPr>
-            <w:proofErr w:type="spellStart"/>
             <w:r>
               <w:t>dermoscopy</w:t>
             </w:r>
-            <w:proofErr w:type="spellEnd"/>
           </w:p>
         </w:tc>
       </w:tr>
@@ -2976,13 +2635,8 @@
             <w:pPr>
               <w:pStyle w:val="TableText"/>
             </w:pPr>
-            <w:proofErr w:type="spellStart"/>
-            <w:r>
-              <w:t>BreastMNIST</w:t>
-            </w:r>
-            <w:proofErr w:type="spellEnd"/>
-            <w:r>
-              <w:t xml:space="preserve"> (CC BY 4.0)</w:t>
+            <w:r>
+              <w:t>BreastMNIST (CC BY 4.0)</w:t>
             </w:r>
           </w:p>
         </w:tc>
@@ -3031,13 +2685,8 @@
             <w:pPr>
               <w:pStyle w:val="TableText"/>
             </w:pPr>
-            <w:proofErr w:type="spellStart"/>
-            <w:r>
-              <w:t>PathMNIST</w:t>
-            </w:r>
-            <w:proofErr w:type="spellEnd"/>
-            <w:r>
-              <w:t xml:space="preserve"> (CC BY 4.0)</w:t>
+            <w:r>
+              <w:t>PathMNIST (CC BY 4.0)</w:t>
             </w:r>
           </w:p>
         </w:tc>
@@ -3165,7 +2814,7 @@
       <w:pPr>
         <w:pStyle w:val="Heading2"/>
       </w:pPr>
-      <w:bookmarkStart w:id="9" w:name="_Toc241618617"/>
+      <w:bookmarkStart w:id="9" w:name="_Toc241621314"/>
       <w:r>
         <w:t>7.2 Training options</w:t>
       </w:r>
@@ -3189,7 +2838,7 @@
           <w:bottom w:w="60" w:type="dxa"/>
           <w:right w:w="100" w:type="dxa"/>
         </w:tblCellMar>
-        <w:tblLook w:val="04A0" w:firstRow="1" w:lastRow="0" w:firstColumn="1" w:lastColumn="0" w:noHBand="0" w:noVBand="1"/>
+        <w:tblLook w:val="0000" w:firstRow="0" w:lastRow="0" w:firstColumn="0" w:lastColumn="0" w:noHBand="0" w:noVBand="0"/>
       </w:tblPr>
       <w:tblGrid>
         <w:gridCol w:w="2177"/>
@@ -3298,13 +2947,8 @@
             <w:pPr>
               <w:pStyle w:val="TableText"/>
             </w:pPr>
-            <w:proofErr w:type="gramStart"/>
-            <w:r>
-              <w:t>task id</w:t>
-            </w:r>
-            <w:proofErr w:type="gramEnd"/>
-            <w:r>
-              <w:t xml:space="preserve"> instead of a prompt</w:t>
+            <w:r>
+              <w:t>task id instead of a prompt</w:t>
             </w:r>
           </w:p>
         </w:tc>
@@ -3355,23 +2999,7 @@
               <w:pStyle w:val="TableText"/>
             </w:pPr>
             <w:r>
-              <w:t>core (</w:t>
-            </w:r>
-            <w:proofErr w:type="gramStart"/>
-            <w:r>
-              <w:t>37) ·</w:t>
-            </w:r>
-            <w:proofErr w:type="gramEnd"/>
-            <w:r>
-              <w:t xml:space="preserve"> quick (</w:t>
-            </w:r>
-            <w:proofErr w:type="gramStart"/>
-            <w:r>
-              <w:t>10) ·</w:t>
-            </w:r>
-            <w:proofErr w:type="gramEnd"/>
-            <w:r>
-              <w:t xml:space="preserve"> latest (core + newest on Hugging Face)</w:t>
+              <w:t>core (37) · quick (10) · latest (core + newest on Hugging Face)</w:t>
             </w:r>
           </w:p>
         </w:tc>
@@ -3393,55 +3021,37 @@
                 <w:rFonts w:ascii="Consolas" w:hAnsi="Consolas" w:cs="Consolas"/>
                 <w:color w:val="0F5132"/>
               </w:rPr>
-              <w:t>--</w:t>
-            </w:r>
-            <w:proofErr w:type="spellStart"/>
+              <w:t>--add_model</w:t>
+            </w:r>
+          </w:p>
+        </w:tc>
+        <w:tc>
+          <w:tcPr>
+            <w:tcW w:w="1270" w:type="dxa"/>
+          </w:tcPr>
+          <w:p>
+            <w:pPr>
+              <w:pStyle w:val="TableText"/>
+            </w:pPr>
+            <w:r>
+              <w:t>-</w:t>
+            </w:r>
+          </w:p>
+        </w:tc>
+        <w:tc>
+          <w:tcPr>
+            <w:tcW w:w="5623" w:type="dxa"/>
+          </w:tcPr>
+          <w:p>
+            <w:pPr>
+              <w:pStyle w:val="TableText"/>
+            </w:pPr>
             <w:r>
               <w:rPr>
                 <w:rFonts w:ascii="Consolas" w:hAnsi="Consolas" w:cs="Consolas"/>
                 <w:color w:val="0F5132"/>
               </w:rPr>
-              <w:t>add_model</w:t>
-            </w:r>
-            <w:proofErr w:type="spellEnd"/>
-          </w:p>
-        </w:tc>
-        <w:tc>
-          <w:tcPr>
-            <w:tcW w:w="1270" w:type="dxa"/>
-          </w:tcPr>
-          <w:p>
-            <w:pPr>
-              <w:pStyle w:val="TableText"/>
-            </w:pPr>
-            <w:r>
-              <w:t>-</w:t>
-            </w:r>
-          </w:p>
-        </w:tc>
-        <w:tc>
-          <w:tcPr>
-            <w:tcW w:w="5623" w:type="dxa"/>
-          </w:tcPr>
-          <w:p>
-            <w:pPr>
-              <w:pStyle w:val="TableText"/>
-            </w:pPr>
-            <w:proofErr w:type="spellStart"/>
-            <w:r>
-              <w:rPr>
-                <w:rFonts w:ascii="Consolas" w:hAnsi="Consolas" w:cs="Consolas"/>
-                <w:color w:val="0F5132"/>
-              </w:rPr>
-              <w:t>timm</w:t>
-            </w:r>
-            <w:proofErr w:type="spellEnd"/>
-            <w:r>
-              <w:rPr>
-                <w:rFonts w:ascii="Consolas" w:hAnsi="Consolas" w:cs="Consolas"/>
-                <w:color w:val="0F5132"/>
-              </w:rPr>
-              <w:t>:&lt;id&gt;</w:t>
+              <w:t>timm:&lt;id&gt;</w:t>
             </w:r>
             <w:r>
               <w:t xml:space="preserve"> or </w:t>
@@ -3477,17 +3087,8 @@
                 <w:rFonts w:ascii="Consolas" w:hAnsi="Consolas" w:cs="Consolas"/>
                 <w:color w:val="0F5132"/>
               </w:rPr>
-              <w:t>--</w:t>
-            </w:r>
-            <w:proofErr w:type="spellStart"/>
-            <w:r>
-              <w:rPr>
-                <w:rFonts w:ascii="Consolas" w:hAnsi="Consolas" w:cs="Consolas"/>
-                <w:color w:val="0F5132"/>
-              </w:rPr>
-              <w:t>top_k</w:t>
-            </w:r>
-            <w:proofErr w:type="spellEnd"/>
+              <w:t>--top_k</w:t>
+            </w:r>
           </w:p>
         </w:tc>
         <w:tc>
@@ -3635,18 +3236,8 @@
                 <w:rFonts w:ascii="Consolas" w:hAnsi="Consolas" w:cs="Consolas"/>
                 <w:color w:val="0F5132"/>
               </w:rPr>
-              <w:lastRenderedPageBreak/>
-              <w:t>--</w:t>
-            </w:r>
-            <w:proofErr w:type="spellStart"/>
-            <w:r>
-              <w:rPr>
-                <w:rFonts w:ascii="Consolas" w:hAnsi="Consolas" w:cs="Consolas"/>
-                <w:color w:val="0F5132"/>
-              </w:rPr>
-              <w:t>prompt_model</w:t>
-            </w:r>
-            <w:proofErr w:type="spellEnd"/>
+              <w:t>--prompt_model</w:t>
+            </w:r>
           </w:p>
         </w:tc>
         <w:tc>
@@ -3657,11 +3248,9 @@
             <w:pPr>
               <w:pStyle w:val="TableText"/>
             </w:pPr>
-            <w:proofErr w:type="spellStart"/>
             <w:r>
               <w:t>llm</w:t>
             </w:r>
-            <w:proofErr w:type="spellEnd"/>
           </w:p>
         </w:tc>
         <w:tc>
@@ -3672,13 +3261,8 @@
             <w:pPr>
               <w:pStyle w:val="TableText"/>
             </w:pPr>
-            <w:proofErr w:type="spellStart"/>
-            <w:r>
-              <w:t>llm</w:t>
-            </w:r>
-            <w:proofErr w:type="spellEnd"/>
-            <w:r>
-              <w:t xml:space="preserve"> · translate · keywords</w:t>
+            <w:r>
+              <w:t>llm · translate · keywords</w:t>
             </w:r>
           </w:p>
         </w:tc>
@@ -3744,7 +3328,7 @@
       <w:pPr>
         <w:pStyle w:val="Heading2"/>
       </w:pPr>
-      <w:bookmarkStart w:id="10" w:name="_Toc241618618"/>
+      <w:bookmarkStart w:id="10" w:name="_Toc241621315"/>
       <w:r>
         <w:t>7.3 Service settings, API and privacy</w:t>
       </w:r>
@@ -3768,7 +3352,7 @@
           <w:bottom w:w="60" w:type="dxa"/>
           <w:right w:w="100" w:type="dxa"/>
         </w:tblCellMar>
-        <w:tblLook w:val="04A0" w:firstRow="1" w:lastRow="0" w:firstColumn="1" w:lastColumn="0" w:noHBand="0" w:noVBand="1"/>
+        <w:tblLook w:val="0000" w:firstRow="0" w:lastRow="0" w:firstColumn="0" w:lastColumn="0" w:noHBand="0" w:noVBand="0"/>
       </w:tblPr>
       <w:tblGrid>
         <w:gridCol w:w="1995"/>
@@ -3849,15 +3433,7 @@
               <w:t>ACCESS_TOKEN</w:t>
             </w:r>
             <w:r>
-              <w:t xml:space="preserve"> (access </w:t>
-            </w:r>
-            <w:proofErr w:type="gramStart"/>
-            <w:r>
-              <w:t>code) ·</w:t>
-            </w:r>
-            <w:proofErr w:type="gramEnd"/>
-            <w:r>
-              <w:t xml:space="preserve"> </w:t>
+              <w:t xml:space="preserve"> (access code) · </w:t>
             </w:r>
             <w:r>
               <w:rPr>
@@ -3867,15 +3443,7 @@
               <w:t>MODELS_S3_URI</w:t>
             </w:r>
             <w:r>
-              <w:t xml:space="preserve"> (optional S3 </w:t>
-            </w:r>
-            <w:proofErr w:type="gramStart"/>
-            <w:r>
-              <w:t>sync) ·</w:t>
-            </w:r>
-            <w:proofErr w:type="gramEnd"/>
-            <w:r>
-              <w:t xml:space="preserve"> </w:t>
+              <w:t xml:space="preserve"> (optional S3 sync) · </w:t>
             </w:r>
             <w:r>
               <w:rPr>
@@ -3885,15 +3453,7 @@
               <w:t>ORT_PROVIDERS</w:t>
             </w:r>
             <w:r>
-              <w:t xml:space="preserve"> (hardware order, default CUDA → </w:t>
-            </w:r>
-            <w:proofErr w:type="spellStart"/>
-            <w:r>
-              <w:t>DirectML</w:t>
-            </w:r>
-            <w:proofErr w:type="spellEnd"/>
-            <w:r>
-              <w:t xml:space="preserve"> → CPU) · </w:t>
+              <w:t xml:space="preserve"> (hardware order, default CUDA → DirectML → CPU) · </w:t>
             </w:r>
             <w:r>
               <w:rPr>
@@ -3903,15 +3463,7 @@
               <w:t>MAX_UPLOAD_MB</w:t>
             </w:r>
             <w:r>
-              <w:t xml:space="preserve"> (</w:t>
-            </w:r>
-            <w:proofErr w:type="gramStart"/>
-            <w:r>
-              <w:t>15) ·</w:t>
-            </w:r>
-            <w:proofErr w:type="gramEnd"/>
-            <w:r>
-              <w:t xml:space="preserve"> </w:t>
+              <w:t xml:space="preserve"> (15) · </w:t>
             </w:r>
             <w:r>
               <w:rPr>
@@ -3965,117 +3517,37 @@
                 <w:rFonts w:ascii="Consolas" w:hAnsi="Consolas" w:cs="Consolas"/>
                 <w:color w:val="0F5132"/>
               </w:rPr>
-              <w:t>GET /</w:t>
-            </w:r>
-            <w:proofErr w:type="spellStart"/>
+              <w:t>GET /api/health</w:t>
+            </w:r>
+            <w:r>
+              <w:t xml:space="preserve"> · </w:t>
+            </w:r>
             <w:r>
               <w:rPr>
                 <w:rFonts w:ascii="Consolas" w:hAnsi="Consolas" w:cs="Consolas"/>
                 <w:color w:val="0F5132"/>
               </w:rPr>
-              <w:t>api</w:t>
-            </w:r>
-            <w:proofErr w:type="spellEnd"/>
+              <w:t>GET /api/tasks</w:t>
+            </w:r>
+            <w:r>
+              <w:t xml:space="preserve"> · </w:t>
+            </w:r>
             <w:r>
               <w:rPr>
                 <w:rFonts w:ascii="Consolas" w:hAnsi="Consolas" w:cs="Consolas"/>
                 <w:color w:val="0F5132"/>
               </w:rPr>
-              <w:t>/health</w:t>
-            </w:r>
-            <w:r>
-              <w:t xml:space="preserve"> · </w:t>
+              <w:t>POST /api/diagnose</w:t>
+            </w:r>
+            <w:r>
+              <w:t xml:space="preserve"> (task_id, image → level, verdict, advice) · </w:t>
             </w:r>
             <w:r>
               <w:rPr>
                 <w:rFonts w:ascii="Consolas" w:hAnsi="Consolas" w:cs="Consolas"/>
                 <w:color w:val="0F5132"/>
               </w:rPr>
-              <w:t>GET /</w:t>
-            </w:r>
-            <w:proofErr w:type="spellStart"/>
-            <w:r>
-              <w:rPr>
-                <w:rFonts w:ascii="Consolas" w:hAnsi="Consolas" w:cs="Consolas"/>
-                <w:color w:val="0F5132"/>
-              </w:rPr>
-              <w:t>api</w:t>
-            </w:r>
-            <w:proofErr w:type="spellEnd"/>
-            <w:r>
-              <w:rPr>
-                <w:rFonts w:ascii="Consolas" w:hAnsi="Consolas" w:cs="Consolas"/>
-                <w:color w:val="0F5132"/>
-              </w:rPr>
-              <w:t>/tasks</w:t>
-            </w:r>
-            <w:r>
-              <w:t xml:space="preserve"> · </w:t>
-            </w:r>
-            <w:r>
-              <w:rPr>
-                <w:rFonts w:ascii="Consolas" w:hAnsi="Consolas" w:cs="Consolas"/>
-                <w:color w:val="0F5132"/>
-              </w:rPr>
-              <w:t>POST /</w:t>
-            </w:r>
-            <w:proofErr w:type="spellStart"/>
-            <w:r>
-              <w:rPr>
-                <w:rFonts w:ascii="Consolas" w:hAnsi="Consolas" w:cs="Consolas"/>
-                <w:color w:val="0F5132"/>
-              </w:rPr>
-              <w:t>api</w:t>
-            </w:r>
-            <w:proofErr w:type="spellEnd"/>
-            <w:r>
-              <w:rPr>
-                <w:rFonts w:ascii="Consolas" w:hAnsi="Consolas" w:cs="Consolas"/>
-                <w:color w:val="0F5132"/>
-              </w:rPr>
-              <w:t>/diagnose</w:t>
-            </w:r>
-            <w:r>
-              <w:t xml:space="preserve"> (</w:t>
-            </w:r>
-            <w:proofErr w:type="spellStart"/>
-            <w:r>
-              <w:t>task_id</w:t>
-            </w:r>
-            <w:proofErr w:type="spellEnd"/>
-            <w:r>
-              <w:t xml:space="preserve">, image → level, verdict, </w:t>
-            </w:r>
-            <w:proofErr w:type="gramStart"/>
-            <w:r>
-              <w:t>advice) ·</w:t>
-            </w:r>
-            <w:proofErr w:type="gramEnd"/>
-            <w:r>
-              <w:t xml:space="preserve"> </w:t>
-            </w:r>
-            <w:r>
-              <w:rPr>
-                <w:rFonts w:ascii="Consolas" w:hAnsi="Consolas" w:cs="Consolas"/>
-                <w:color w:val="0F5132"/>
-              </w:rPr>
-              <w:t>GET /</w:t>
-            </w:r>
-            <w:proofErr w:type="spellStart"/>
-            <w:r>
-              <w:rPr>
-                <w:rFonts w:ascii="Consolas" w:hAnsi="Consolas" w:cs="Consolas"/>
-                <w:color w:val="0F5132"/>
-              </w:rPr>
-              <w:t>api</w:t>
-            </w:r>
-            <w:proofErr w:type="spellEnd"/>
-            <w:r>
-              <w:rPr>
-                <w:rFonts w:ascii="Consolas" w:hAnsi="Consolas" w:cs="Consolas"/>
-                <w:color w:val="0F5132"/>
-              </w:rPr>
-              <w:t>/docs</w:t>
+              <w:t>GET /api/docs</w:t>
             </w:r>
           </w:p>
         </w:tc>
@@ -4138,29 +3610,8 @@
             <w:pPr>
               <w:pStyle w:val="TableText"/>
             </w:pPr>
-            <w:proofErr w:type="spellStart"/>
-            <w:r>
-              <w:t>PyTorch</w:t>
-            </w:r>
-            <w:proofErr w:type="spellEnd"/>
-            <w:r>
-              <w:t xml:space="preserve"> 2.14 · </w:t>
-            </w:r>
-            <w:proofErr w:type="spellStart"/>
-            <w:r>
-              <w:t>timm</w:t>
-            </w:r>
-            <w:proofErr w:type="spellEnd"/>
-            <w:r>
-              <w:t xml:space="preserve"> 1.0.30 · Transformers 5.17 · ONNX Runtime 1.30 · </w:t>
-            </w:r>
-            <w:proofErr w:type="spellStart"/>
-            <w:r>
-              <w:t>FastAPI</w:t>
-            </w:r>
-            <w:proofErr w:type="spellEnd"/>
-            <w:r>
-              <w:t xml:space="preserve"> · React 19 · TypeScript 7 · Vite 8 · Docker (Node 24, Python 3.12)</w:t>
+            <w:r>
+              <w:t>PyTorch 2.14 · timm 1.0.30 · Transformers 5.17 · ONNX Runtime 1.30 · FastAPI · React 19 · TypeScript 7 · Vite 8 · Docker (Node 24, Python 3.12)</w:t>
             </w:r>
           </w:p>
         </w:tc>
@@ -4175,7 +3626,7 @@
       <w:pPr>
         <w:pStyle w:val="Heading1"/>
       </w:pPr>
-      <w:bookmarkStart w:id="11" w:name="_Toc241618619"/>
+      <w:bookmarkStart w:id="11" w:name="_Toc241621316"/>
       <w:r>
         <w:t>8 Troubleshooting</w:t>
       </w:r>
@@ -4199,7 +3650,7 @@
           <w:bottom w:w="60" w:type="dxa"/>
           <w:right w:w="100" w:type="dxa"/>
         </w:tblCellMar>
-        <w:tblLook w:val="04A0" w:firstRow="1" w:lastRow="0" w:firstColumn="1" w:lastColumn="0" w:noHBand="0" w:noVBand="1"/>
+        <w:tblLook w:val="0000" w:firstRow="0" w:lastRow="0" w:firstColumn="0" w:lastColumn="0" w:noHBand="0" w:noVBand="0"/>
       </w:tblPr>
       <w:tblGrid>
         <w:gridCol w:w="3084"/>
@@ -4320,23 +3771,7 @@
                 <w:rFonts w:ascii="Consolas" w:hAnsi="Consolas" w:cs="Consolas"/>
                 <w:color w:val="0F5132"/>
               </w:rPr>
-              <w:t>--</w:t>
-            </w:r>
-            <w:proofErr w:type="spellStart"/>
-            <w:r>
-              <w:rPr>
-                <w:rFonts w:ascii="Consolas" w:hAnsi="Consolas" w:cs="Consolas"/>
-                <w:color w:val="0F5132"/>
-              </w:rPr>
-              <w:t>prompt_model</w:t>
-            </w:r>
-            <w:proofErr w:type="spellEnd"/>
-            <w:r>
-              <w:rPr>
-                <w:rFonts w:ascii="Consolas" w:hAnsi="Consolas" w:cs="Consolas"/>
-                <w:color w:val="0F5132"/>
-              </w:rPr>
-              <w:t xml:space="preserve"> translate</w:t>
+              <w:t>--prompt_model translate</w:t>
             </w:r>
           </w:p>
         </w:tc>
@@ -4369,8 +3804,6 @@
             <w:r>
               <w:t xml:space="preserve">normal (gated, unsupported, not exportable); see </w:t>
             </w:r>
-            <w:proofErr w:type="spellStart"/>
-            <w:proofErr w:type="gramStart"/>
             <w:r>
               <w:rPr>
                 <w:rFonts w:ascii="Consolas" w:hAnsi="Consolas" w:cs="Consolas"/>
@@ -4378,13 +3811,9 @@
               </w:rPr>
               <w:t>screening.json</w:t>
             </w:r>
-            <w:proofErr w:type="spellEnd"/>
-            <w:proofErr w:type="gramEnd"/>
             <w:r>
               <w:t xml:space="preserve"> / </w:t>
             </w:r>
-            <w:proofErr w:type="spellStart"/>
-            <w:proofErr w:type="gramStart"/>
             <w:r>
               <w:rPr>
                 <w:rFonts w:ascii="Consolas" w:hAnsi="Consolas" w:cs="Consolas"/>
@@ -4392,8 +3821,6 @@
               </w:rPr>
               <w:t>exportable.json</w:t>
             </w:r>
-            <w:proofErr w:type="spellEnd"/>
-            <w:proofErr w:type="gramEnd"/>
           </w:p>
         </w:tc>
       </w:tr>
@@ -4463,17 +3890,8 @@
                 <w:rFonts w:ascii="Consolas" w:hAnsi="Consolas" w:cs="Consolas"/>
                 <w:color w:val="0F5132"/>
               </w:rPr>
-              <w:t>start_lan.ps1 -</w:t>
-            </w:r>
-            <w:proofErr w:type="spellStart"/>
-            <w:r>
-              <w:rPr>
-                <w:rFonts w:ascii="Consolas" w:hAnsi="Consolas" w:cs="Consolas"/>
-                <w:color w:val="0F5132"/>
-              </w:rPr>
-              <w:t>OpenFirewall</w:t>
-            </w:r>
-            <w:proofErr w:type="spellEnd"/>
+              <w:t>start_lan.ps1 -OpenFirewall</w:t>
+            </w:r>
             <w:r>
               <w:t>; corporate Wi-Fi may block devices, so use a hotspot</w:t>
             </w:r>
@@ -4616,42 +4034,17 @@
                 <w:rFonts w:ascii="Consolas" w:hAnsi="Consolas" w:cs="Consolas"/>
                 <w:color w:val="0F5132"/>
               </w:rPr>
-              <w:t>-</w:t>
-            </w:r>
-            <w:proofErr w:type="spellStart"/>
+              <w:t>-Gpu</w:t>
+            </w:r>
+            <w:r>
+              <w:t xml:space="preserve">) or train with </w:t>
+            </w:r>
             <w:r>
               <w:rPr>
                 <w:rFonts w:ascii="Consolas" w:hAnsi="Consolas" w:cs="Consolas"/>
                 <w:color w:val="0F5132"/>
               </w:rPr>
-              <w:t>Gpu</w:t>
-            </w:r>
-            <w:proofErr w:type="spellEnd"/>
-            <w:r>
-              <w:t xml:space="preserve">) or train with </w:t>
-            </w:r>
-            <w:r>
-              <w:rPr>
-                <w:rFonts w:ascii="Consolas" w:hAnsi="Consolas" w:cs="Consolas"/>
-                <w:color w:val="0F5132"/>
-              </w:rPr>
-              <w:t>--</w:t>
-            </w:r>
-            <w:proofErr w:type="spellStart"/>
-            <w:r>
-              <w:rPr>
-                <w:rFonts w:ascii="Consolas" w:hAnsi="Consolas" w:cs="Consolas"/>
-                <w:color w:val="0F5132"/>
-              </w:rPr>
-              <w:t>top_k</w:t>
-            </w:r>
-            <w:proofErr w:type="spellEnd"/>
-            <w:r>
-              <w:rPr>
-                <w:rFonts w:ascii="Consolas" w:hAnsi="Consolas" w:cs="Consolas"/>
-                <w:color w:val="0F5132"/>
-              </w:rPr>
-              <w:t xml:space="preserve"> 3</w:t>
+              <w:t>--top_k 3</w:t>
             </w:r>
           </w:p>
         </w:tc>
@@ -4666,55 +4059,15 @@
       <w:pPr>
         <w:pStyle w:val="Heading1"/>
       </w:pPr>
-      <w:bookmarkStart w:id="12" w:name="_Toc241618620"/>
-      <w:r>
-        <w:t xml:space="preserve">9 </w:t>
-      </w:r>
-      <w:proofErr w:type="spellStart"/>
-      <w:r>
-        <w:t>Licence</w:t>
-      </w:r>
-      <w:proofErr w:type="spellEnd"/>
-      <w:r>
-        <w:t xml:space="preserve"> and acknowledgements</w:t>
+      <w:bookmarkStart w:id="12" w:name="_Toc241621317"/>
+      <w:r>
+        <w:t>9 Licence and acknowledgements</w:t>
       </w:r>
       <w:bookmarkEnd w:id="12"/>
     </w:p>
     <w:p>
       <w:r>
-        <w:t xml:space="preserve">For non-commercial use under the </w:t>
-      </w:r>
-      <w:proofErr w:type="spellStart"/>
-      <w:r>
-        <w:t>PolyForm</w:t>
-      </w:r>
-      <w:proofErr w:type="spellEnd"/>
-      <w:r>
-        <w:t xml:space="preserve"> Noncommercial License 1.0.0. Non-commercially licensed datasets and models (e.g. HAM10000, </w:t>
-      </w:r>
-      <w:proofErr w:type="spellStart"/>
-      <w:r>
-        <w:t>ConvNeXt</w:t>
-      </w:r>
-      <w:proofErr w:type="spellEnd"/>
-      <w:r>
-        <w:t xml:space="preserve"> V2, EUPE, </w:t>
-      </w:r>
-      <w:proofErr w:type="spellStart"/>
-      <w:r>
-        <w:t>Hiera</w:t>
-      </w:r>
-      <w:proofErr w:type="spellEnd"/>
-      <w:r>
-        <w:t xml:space="preserve">) are therefore included; gated models such as </w:t>
-      </w:r>
-      <w:proofErr w:type="spellStart"/>
-      <w:r>
-        <w:t>MedSigLIP</w:t>
-      </w:r>
-      <w:proofErr w:type="spellEnd"/>
-      <w:r>
-        <w:t xml:space="preserve"> need </w:t>
+        <w:t xml:space="preserve">For non-commercial use under the PolyForm Noncommercial License 1.0.0. Non-commercially licensed datasets and models (e.g. HAM10000, ConvNeXt V2, EUPE, Hiera) are therefore included; gated models such as MedSigLIP need </w:t>
       </w:r>
       <w:r>
         <w:rPr>
@@ -4725,53 +4078,12 @@
         <w:t>HF_TOKEN</w:t>
       </w:r>
       <w:r>
-        <w:t xml:space="preserve"> and accepted terms on Hugging Face. Each ensemble member's </w:t>
-      </w:r>
-      <w:proofErr w:type="spellStart"/>
-      <w:r>
-        <w:t>licence</w:t>
-      </w:r>
-      <w:proofErr w:type="spellEnd"/>
-      <w:r>
-        <w:t xml:space="preserve"> is recorded in its model package.</w:t>
-      </w:r>
-    </w:p>
-    <w:p>
-      <w:r>
-        <w:lastRenderedPageBreak/>
-        <w:t>Datasets: PAD-UFES-20 (Pacheco et al., 2020) · HAM10000 (</w:t>
-      </w:r>
-      <w:proofErr w:type="spellStart"/>
-      <w:r>
-        <w:t>Tschandl</w:t>
-      </w:r>
-      <w:proofErr w:type="spellEnd"/>
-      <w:r>
-        <w:t xml:space="preserve"> et al., 2018) · </w:t>
-      </w:r>
-      <w:proofErr w:type="spellStart"/>
-      <w:r>
-        <w:t>MedMNIST</w:t>
-      </w:r>
-      <w:proofErr w:type="spellEnd"/>
-      <w:r>
-        <w:t>+ (Yang et al., 2023) · LC25000 (Borkowski et al., 2019) · Brain Tumor MRI (</w:t>
-      </w:r>
-      <w:proofErr w:type="spellStart"/>
-      <w:r>
-        <w:t>Nickparvar</w:t>
-      </w:r>
-      <w:proofErr w:type="spellEnd"/>
-      <w:r>
-        <w:t xml:space="preserve">, 2021). Models via </w:t>
-      </w:r>
-      <w:proofErr w:type="spellStart"/>
-      <w:r>
-        <w:t>timm</w:t>
-      </w:r>
-      <w:proofErr w:type="spellEnd"/>
-      <w:r>
-        <w:t xml:space="preserve"> and Hugging Face Transformers.</w:t>
+        <w:t xml:space="preserve"> and accepted terms on Hugging Face. Each ensemble member's licence is recorded in its model package.</w:t>
+      </w:r>
+    </w:p>
+    <w:p>
+      <w:r>
+        <w:t>Datasets: PAD-UFES-20 (Pacheco et al., 2020) · HAM10000 (Tschandl et al., 2018) · MedMNIST+ (Yang et al., 2023) · LC25000 (Borkowski et al., 2019) · Brain Tumor MRI (Nickparvar, 2021). Models via timm and Hugging Face Transformers.</w:t>
       </w:r>
     </w:p>
     <w:sectPr>
@@ -4883,9 +4195,9 @@
 <file path=word/numbering.xml><?xml version="1.0" encoding="utf-8"?>
 <w:numbering xmlns:wpc="http://schemas.microsoft.com/office/word/2010/wordprocessingCanvas" xmlns:cx="http://schemas.microsoft.com/office/drawing/2014/chartex" xmlns:cx1="http://schemas.microsoft.com/office/drawing/2015/9/8/chartex" xmlns:cx2="http://schemas.microsoft.com/office/drawing/2015/10/21/chartex" xmlns:cx3="http://schemas.microsoft.com/office/drawing/2016/5/9/chartex" xmlns:cx4="http://schemas.microsoft.com/office/drawing/2016/5/10/chartex" xmlns:cx5="http://schemas.microsoft.com/office/drawing/2016/5/11/chartex" xmlns:cx6="http://schemas.microsoft.com/office/drawing/2016/5/12/chartex" xmlns:cx7="http://schemas.microsoft.com/office/drawing/2016/5/13/chartex" xmlns:cx8="http://schemas.microsoft.com/office/drawing/2016/5/14/chartex" xmlns:mc="http://schemas.openxmlformats.org/markup-compatibility/2006" xmlns:aink="http://schemas.microsoft.com/office/drawing/2016/ink" xmlns:am3d="http://schemas.microsoft.com/office/drawing/2017/model3d" xmlns:o="urn:schemas-microsoft-com:office:office" xmlns:oel="http://schemas.microsoft.com/office/2019/extlst" xmlns:r="http://schemas.openxmlformats.org/officeDocument/2006/relationships" xmlns:m="http://schemas.openxmlformats.org/officeDocument/2006/math" xmlns:v="urn:schemas-microsoft-com:vml" xmlns:wp14="http://schemas.microsoft.com/office/word/2010/wordprocessingDrawing" xmlns:wp="http://schemas.openxmlformats.org/drawingml/2006/wordprocessingDrawing" xmlns:w10="urn:schemas-microsoft-com:office:word" xmlns:w="http://schemas.openxmlformats.org/wordprocessingml/2006/main" xmlns:w14="http://schemas.microsoft.com/office/word/2010/wordml" xmlns:w15="http://schemas.microsoft.com/office/word/2012/wordml" xmlns:w16cex="http://schemas.microsoft.com/office/word/2018/wordml/cex" xmlns:w16cid="http://schemas.microsoft.com/office/word/2016/wordml/cid" xmlns:w16="http://schemas.microsoft.com/office/word/2018/wordml" xmlns:w16du="http://schemas.microsoft.com/office/word/2023/wordml/word16du" xmlns:w16sdtdh="http://schemas.microsoft.com/office/word/2020/wordml/sdtdatahash" xmlns:w16sdtfl="http://schemas.microsoft.com/office/word/2024/wordml/sdtformatlock" xmlns:w16se="http://schemas.microsoft.com/office/word/2015/wordml/symex" xmlns:wpg="http://schemas.microsoft.com/office/word/2010/wordprocessingGroup" xmlns:wpi="http://schemas.microsoft.com/office/word/2010/wordprocessingInk" xmlns:wne="http://schemas.microsoft.com/office/word/2006/wordml" xmlns:wps="http://schemas.microsoft.com/office/word/2010/wordprocessingShape" mc:Ignorable="w14 w15 w16se w16cid w16 w16cex w16sdtdh w16sdtfl w16du wp14">
   <w:abstractNum w:abstractNumId="0" w15:restartNumberingAfterBreak="0">
-    <w:nsid w:val="23A9308B"/>
+    <w:nsid w:val="1ED171BC"/>
     <w:multiLevelType w:val="singleLevel"/>
-    <w:tmpl w:val="01F201B0"/>
+    <w:tmpl w:val="295C0974"/>
     <w:lvl w:ilvl="0">
       <w:start w:val="1"/>
       <w:numFmt w:val="decimal"/>
@@ -4901,9 +4213,9 @@
     </w:lvl>
   </w:abstractNum>
   <w:abstractNum w:abstractNumId="1" w15:restartNumberingAfterBreak="0">
-    <w:nsid w:val="78441E41"/>
+    <w:nsid w:val="5E262D94"/>
     <w:multiLevelType w:val="singleLevel"/>
-    <w:tmpl w:val="8E804FAC"/>
+    <w:tmpl w:val="EFE0EB80"/>
     <w:lvl w:ilvl="0">
       <w:start w:val="1"/>
       <w:numFmt w:val="bullet"/>
@@ -4918,10 +4230,10 @@
       </w:rPr>
     </w:lvl>
   </w:abstractNum>
-  <w:num w:numId="1" w16cid:durableId="888147251">
+  <w:num w:numId="1" w16cid:durableId="812134773">
     <w:abstractNumId w:val="1"/>
   </w:num>
-  <w:num w:numId="2" w16cid:durableId="789400443">
+  <w:num w:numId="2" w16cid:durableId="393429368">
     <w:abstractNumId w:val="1"/>
   </w:num>
 </w:numbering>
@@ -4932,7 +4244,7 @@
   <w:docDefaults>
     <w:rPrDefault>
       <w:rPr>
-        <w:rFonts w:ascii="Calibri" w:eastAsiaTheme="minorEastAsia" w:hAnsi="Calibri" w:cs="Calibri"/>
+        <w:rFonts w:ascii="Calibri" w:eastAsia="Calibri" w:hAnsi="Calibri" w:cs="Calibri"/>
         <w:sz w:val="22"/>
         <w:szCs w:val="22"/>
         <w:lang w:val="en-US" w:eastAsia="zh-CN" w:bidi="ar-SA"/>
@@ -5605,7 +4917,7 @@
     <w:link w:val="HeaderChar"/>
     <w:uiPriority w:val="99"/>
     <w:unhideWhenUsed/>
-    <w:rsid w:val="004C6A63"/>
+    <w:rsid w:val="00A646ED"/>
     <w:pPr>
       <w:tabs>
         <w:tab w:val="center" w:pos="4680"/>
@@ -5619,7 +4931,7 @@
     <w:basedOn w:val="DefaultParagraphFont"/>
     <w:link w:val="Header"/>
     <w:uiPriority w:val="99"/>
-    <w:rsid w:val="004C6A63"/>
+    <w:rsid w:val="00A646ED"/>
     <w:rPr>
       <w:color w:val="0F172A"/>
     </w:rPr>
@@ -5630,7 +4942,7 @@
     <w:link w:val="FooterChar"/>
     <w:uiPriority w:val="99"/>
     <w:unhideWhenUsed/>
-    <w:rsid w:val="004C6A63"/>
+    <w:rsid w:val="00A646ED"/>
     <w:pPr>
       <w:tabs>
         <w:tab w:val="center" w:pos="4680"/>
@@ -5644,7 +4956,7 @@
     <w:basedOn w:val="DefaultParagraphFont"/>
     <w:link w:val="Footer"/>
     <w:uiPriority w:val="99"/>
-    <w:rsid w:val="004C6A63"/>
+    <w:rsid w:val="00A646ED"/>
     <w:rPr>
       <w:color w:val="0F172A"/>
     </w:rPr>
